--- a/Template/Procurement/2.2 คำสั่งTOR.docx
+++ b/Template/Procurement/2.2 คำสั่งTOR.docx
@@ -185,38 +185,14 @@
             <w:pPr>
               <w:jc w:val="center"/>
               <w:rPr>
-                <w:rFonts w:ascii="TH SarabunIT๙" w:eastAsia="Times New Roman" w:hAnsi="TH SarabunIT๙" w:cs="TH SarabunIT๙"/>
-                <w:b/>
-                <w:bCs/>
-                <w:color w:val="000000"/>
-                <w:sz w:val="32"/>
-                <w:szCs w:val="32"/>
-              </w:rPr>
-            </w:pPr>
-            <w:r>
-              <w:rPr>
-                <w:rFonts w:ascii="TH SarabunIT๙" w:eastAsia="Times New Roman" w:hAnsi="TH SarabunIT๙" w:cs="TH SarabunIT๙"/>
-                <w:b/>
-                <w:bCs/>
-                <w:color w:val="000000"/>
-                <w:sz w:val="32"/>
-                <w:szCs w:val="32"/>
-                <w:cs/>
-              </w:rPr>
-              <w:t>ที่</w:t>
-            </w:r>
-            <w:r>
-              <w:rPr>
                 <w:rFonts w:ascii="TH SarabunIT๙" w:eastAsia="Times New Roman" w:hAnsi="TH SarabunIT๙" w:cs="TH SarabunIT๙" w:hint="cs"/>
                 <w:b/>
                 <w:bCs/>
                 <w:color w:val="000000"/>
                 <w:sz w:val="32"/>
                 <w:szCs w:val="32"/>
-                <w:cs/>
-              </w:rPr>
-              <w:t xml:space="preserve"> </w:t>
-            </w:r>
+              </w:rPr>
+            </w:pPr>
             <w:r>
               <w:rPr>
                 <w:rFonts w:ascii="TH SarabunIT๙" w:eastAsia="Times New Roman" w:hAnsi="TH SarabunIT๙" w:cs="TH SarabunIT๙"/>
@@ -225,8 +201,9 @@
                 <w:color w:val="000000"/>
                 <w:sz w:val="32"/>
                 <w:szCs w:val="32"/>
-              </w:rPr>
-              <w:t>{</w:t>
+                <w:cs/>
+              </w:rPr>
+              <w:t>ที่</w:t>
             </w:r>
             <w:r>
               <w:rPr>
@@ -238,7 +215,7 @@
                 <w:szCs w:val="32"/>
                 <w:cs/>
               </w:rPr>
-              <w:t>คำสั่งสเปค</w:t>
+              <w:t xml:space="preserve"> </w:t>
             </w:r>
             <w:r>
               <w:rPr>
@@ -249,29 +226,30 @@
                 <w:sz w:val="32"/>
                 <w:szCs w:val="32"/>
               </w:rPr>
-              <w:t>}</w:t>
-            </w:r>
-            <w:r>
-              <w:rPr>
-                <w:rFonts w:ascii="TH SarabunIT๙" w:eastAsia="Times New Roman" w:hAnsi="TH SarabunIT๙" w:cs="TH SarabunIT๙"/>
-                <w:b/>
-                <w:bCs/>
-                <w:sz w:val="32"/>
-                <w:szCs w:val="32"/>
-                <w:cs/>
-              </w:rPr>
-              <w:t>/๒๕๖</w:t>
+              <w:t>{</w:t>
             </w:r>
             <w:r>
               <w:rPr>
                 <w:rFonts w:ascii="TH SarabunIT๙" w:eastAsia="Times New Roman" w:hAnsi="TH SarabunIT๙" w:cs="TH SarabunIT๙" w:hint="cs"/>
                 <w:b/>
                 <w:bCs/>
-                <w:sz w:val="32"/>
-                <w:szCs w:val="32"/>
-                <w:cs/>
-              </w:rPr>
-              <w:t>9</w:t>
+                <w:color w:val="000000"/>
+                <w:sz w:val="32"/>
+                <w:szCs w:val="32"/>
+                <w:cs/>
+              </w:rPr>
+              <w:t>คำสั่งสเปค</w:t>
+            </w:r>
+            <w:r>
+              <w:rPr>
+                <w:rFonts w:ascii="TH SarabunIT๙" w:eastAsia="Times New Roman" w:hAnsi="TH SarabunIT๙" w:cs="TH SarabunIT๙"/>
+                <w:b/>
+                <w:bCs/>
+                <w:color w:val="000000"/>
+                <w:sz w:val="32"/>
+                <w:szCs w:val="32"/>
+              </w:rPr>
+              <w:t>}</w:t>
             </w:r>
           </w:p>
         </w:tc>

--- a/Template/Procurement/2.2 คำสั่งTOR.docx
+++ b/Template/Procurement/2.2 คำสั่งTOR.docx
@@ -185,14 +185,38 @@
             <w:pPr>
               <w:jc w:val="center"/>
               <w:rPr>
+                <w:rFonts w:ascii="TH SarabunIT๙" w:eastAsia="Times New Roman" w:hAnsi="TH SarabunIT๙" w:cs="TH SarabunIT๙"/>
+                <w:b/>
+                <w:bCs/>
+                <w:color w:val="000000"/>
+                <w:sz w:val="32"/>
+                <w:szCs w:val="32"/>
+              </w:rPr>
+            </w:pPr>
+            <w:r>
+              <w:rPr>
+                <w:rFonts w:ascii="TH SarabunIT๙" w:eastAsia="Times New Roman" w:hAnsi="TH SarabunIT๙" w:cs="TH SarabunIT๙"/>
+                <w:b/>
+                <w:bCs/>
+                <w:color w:val="000000"/>
+                <w:sz w:val="32"/>
+                <w:szCs w:val="32"/>
+                <w:cs/>
+              </w:rPr>
+              <w:t>ที่</w:t>
+            </w:r>
+            <w:r>
+              <w:rPr>
                 <w:rFonts w:ascii="TH SarabunIT๙" w:eastAsia="Times New Roman" w:hAnsi="TH SarabunIT๙" w:cs="TH SarabunIT๙" w:hint="cs"/>
                 <w:b/>
                 <w:bCs/>
                 <w:color w:val="000000"/>
                 <w:sz w:val="32"/>
                 <w:szCs w:val="32"/>
-              </w:rPr>
-            </w:pPr>
+                <w:cs/>
+              </w:rPr>
+              <w:t xml:space="preserve"> </w:t>
+            </w:r>
             <w:r>
               <w:rPr>
                 <w:rFonts w:ascii="TH SarabunIT๙" w:eastAsia="Times New Roman" w:hAnsi="TH SarabunIT๙" w:cs="TH SarabunIT๙"/>
@@ -201,9 +225,8 @@
                 <w:color w:val="000000"/>
                 <w:sz w:val="32"/>
                 <w:szCs w:val="32"/>
-                <w:cs/>
-              </w:rPr>
-              <w:t>ที่</w:t>
+              </w:rPr>
+              <w:t>{</w:t>
             </w:r>
             <w:r>
               <w:rPr>
@@ -215,19 +238,9 @@
                 <w:szCs w:val="32"/>
                 <w:cs/>
               </w:rPr>
-              <w:t xml:space="preserve"> </w:t>
-            </w:r>
-            <w:r>
-              <w:rPr>
-                <w:rFonts w:ascii="TH SarabunIT๙" w:eastAsia="Times New Roman" w:hAnsi="TH SarabunIT๙" w:cs="TH SarabunIT๙"/>
-                <w:b/>
-                <w:bCs/>
-                <w:color w:val="000000"/>
-                <w:sz w:val="32"/>
-                <w:szCs w:val="32"/>
-              </w:rPr>
-              <w:t>{</w:t>
-            </w:r>
+              <w:t>คำสั่ง</w:t>
+            </w:r>
+            <w:proofErr w:type="spellStart"/>
             <w:r>
               <w:rPr>
                 <w:rFonts w:ascii="TH SarabunIT๙" w:eastAsia="Times New Roman" w:hAnsi="TH SarabunIT๙" w:cs="TH SarabunIT๙" w:hint="cs"/>
@@ -238,8 +251,9 @@
                 <w:szCs w:val="32"/>
                 <w:cs/>
               </w:rPr>
-              <w:t>คำสั่งสเปค</w:t>
-            </w:r>
+              <w:t>สเปค</w:t>
+            </w:r>
+            <w:proofErr w:type="spellEnd"/>
             <w:r>
               <w:rPr>
                 <w:rFonts w:ascii="TH SarabunIT๙" w:eastAsia="Times New Roman" w:hAnsi="TH SarabunIT๙" w:cs="TH SarabunIT๙"/>
@@ -894,9 +908,9 @@
       </w:tblPr>
       <w:tblGrid>
         <w:gridCol w:w="446"/>
-        <w:gridCol w:w="4907"/>
-        <w:gridCol w:w="2410"/>
-        <w:gridCol w:w="1701"/>
+        <w:gridCol w:w="3949"/>
+        <w:gridCol w:w="2976"/>
+        <w:gridCol w:w="2093"/>
       </w:tblGrid>
       <w:tr>
         <w:tc>
@@ -921,7 +935,7 @@
         </w:tc>
         <w:tc>
           <w:tcPr>
-            <w:tcW w:w="4907" w:type="dxa"/>
+            <w:tcW w:w="3949" w:type="dxa"/>
           </w:tcPr>
           <w:p>
             <w:pPr>
@@ -949,8 +963,19 @@
                 <w:szCs w:val="32"/>
                 <w:cs/>
               </w:rPr>
-              <w:t>คำนำหน้าสเปค</w:t>
-            </w:r>
+              <w:t>คำนำหน้า</w:t>
+            </w:r>
+            <w:proofErr w:type="spellStart"/>
+            <w:r>
+              <w:rPr>
+                <w:rFonts w:ascii="TH SarabunIT๙" w:eastAsia="Times New Roman" w:hAnsi="TH SarabunIT๙" w:cs="TH SarabunIT๙" w:hint="cs"/>
+                <w:sz w:val="32"/>
+                <w:szCs w:val="32"/>
+                <w:cs/>
+              </w:rPr>
+              <w:t>สเปค</w:t>
+            </w:r>
+            <w:proofErr w:type="spellEnd"/>
             <w:r>
               <w:rPr>
                 <w:rFonts w:ascii="TH SarabunIT๙" w:eastAsia="Times New Roman" w:hAnsi="TH SarabunIT๙" w:cs="TH SarabunIT๙"/>
@@ -966,8 +991,19 @@
                 <w:szCs w:val="32"/>
                 <w:cs/>
               </w:rPr>
-              <w:t>ชื่อสเปค</w:t>
-            </w:r>
+              <w:t>ชื่อ</w:t>
+            </w:r>
+            <w:proofErr w:type="spellStart"/>
+            <w:r>
+              <w:rPr>
+                <w:rFonts w:ascii="TH SarabunIT๙" w:eastAsia="Times New Roman" w:hAnsi="TH SarabunIT๙" w:cs="TH SarabunIT๙" w:hint="cs"/>
+                <w:sz w:val="32"/>
+                <w:szCs w:val="32"/>
+                <w:cs/>
+              </w:rPr>
+              <w:t>สเปค</w:t>
+            </w:r>
+            <w:proofErr w:type="spellEnd"/>
             <w:r>
               <w:rPr>
                 <w:rFonts w:ascii="TH SarabunIT๙" w:eastAsia="Times New Roman" w:hAnsi="TH SarabunIT๙" w:cs="TH SarabunIT๙"/>
@@ -1000,8 +1036,19 @@
                 <w:szCs w:val="32"/>
                 <w:cs/>
               </w:rPr>
-              <w:t>นามสกุลสเปค</w:t>
-            </w:r>
+              <w:t>นามสกุล</w:t>
+            </w:r>
+            <w:proofErr w:type="spellStart"/>
+            <w:r>
+              <w:rPr>
+                <w:rFonts w:ascii="TH SarabunIT๙" w:eastAsia="Times New Roman" w:hAnsi="TH SarabunIT๙" w:cs="TH SarabunIT๙" w:hint="cs"/>
+                <w:sz w:val="32"/>
+                <w:szCs w:val="32"/>
+                <w:cs/>
+              </w:rPr>
+              <w:t>สเปค</w:t>
+            </w:r>
+            <w:proofErr w:type="spellEnd"/>
             <w:r>
               <w:rPr>
                 <w:rFonts w:ascii="TH SarabunIT๙" w:eastAsia="Times New Roman" w:hAnsi="TH SarabunIT๙" w:cs="TH SarabunIT๙"/>
@@ -1022,7 +1069,7 @@
         </w:tc>
         <w:tc>
           <w:tcPr>
-            <w:tcW w:w="2410" w:type="dxa"/>
+            <w:tcW w:w="2976" w:type="dxa"/>
           </w:tcPr>
           <w:p>
             <w:pPr>
@@ -1049,8 +1096,19 @@
                 <w:szCs w:val="32"/>
                 <w:cs/>
               </w:rPr>
-              <w:t>ตำแหน่งสเปค</w:t>
-            </w:r>
+              <w:t>ตำแหน่ง</w:t>
+            </w:r>
+            <w:proofErr w:type="spellStart"/>
+            <w:r>
+              <w:rPr>
+                <w:rFonts w:ascii="TH SarabunIT๙" w:eastAsia="Times New Roman" w:hAnsi="TH SarabunIT๙" w:cs="TH SarabunIT๙" w:hint="cs"/>
+                <w:sz w:val="32"/>
+                <w:szCs w:val="32"/>
+                <w:cs/>
+              </w:rPr>
+              <w:t>สเปค</w:t>
+            </w:r>
+            <w:proofErr w:type="spellEnd"/>
             <w:r>
               <w:rPr>
                 <w:rFonts w:ascii="TH SarabunIT๙" w:eastAsia="Times New Roman" w:hAnsi="TH SarabunIT๙" w:cs="TH SarabunIT๙"/>
@@ -1063,7 +1121,7 @@
         </w:tc>
         <w:tc>
           <w:tcPr>
-            <w:tcW w:w="1701" w:type="dxa"/>
+            <w:tcW w:w="2093" w:type="dxa"/>
           </w:tcPr>
           <w:p>
             <w:pPr>
@@ -1110,7 +1168,7 @@
         </w:tc>
         <w:tc>
           <w:tcPr>
-            <w:tcW w:w="4907" w:type="dxa"/>
+            <w:tcW w:w="3949" w:type="dxa"/>
           </w:tcPr>
           <w:p>
             <w:pPr>
@@ -1138,8 +1196,20 @@
                 <w:szCs w:val="32"/>
                 <w:cs/>
               </w:rPr>
-              <w:t>คำนำหน้าสเปค</w:t>
-            </w:r>
+              <w:t>คำนำหน้า</w:t>
+            </w:r>
+            <w:proofErr w:type="spellStart"/>
+            <w:r>
+              <w:rPr>
+                <w:rFonts w:ascii="TH SarabunIT๙" w:eastAsia="Times New Roman" w:hAnsi="TH SarabunIT๙" w:cs="TH SarabunIT๙" w:hint="cs"/>
+                <w:sz w:val="32"/>
+                <w:szCs w:val="32"/>
+                <w:cs/>
+              </w:rPr>
+              <w:t>สเปค</w:t>
+            </w:r>
+            <w:proofErr w:type="spellEnd"/>
+            <w:proofErr w:type="gramStart"/>
             <w:r>
               <w:rPr>
                 <w:rFonts w:ascii="TH SarabunIT๙" w:eastAsia="Times New Roman" w:hAnsi="TH SarabunIT๙" w:cs="TH SarabunIT๙"/>
@@ -1148,6 +1218,7 @@
               </w:rPr>
               <w:t>B}{</w:t>
             </w:r>
+            <w:proofErr w:type="gramEnd"/>
             <w:r>
               <w:rPr>
                 <w:rFonts w:ascii="TH SarabunIT๙" w:eastAsia="Times New Roman" w:hAnsi="TH SarabunIT๙" w:cs="TH SarabunIT๙" w:hint="cs"/>
@@ -1155,8 +1226,19 @@
                 <w:szCs w:val="32"/>
                 <w:cs/>
               </w:rPr>
-              <w:t>ชื่อสเปค</w:t>
-            </w:r>
+              <w:t>ชื่อ</w:t>
+            </w:r>
+            <w:proofErr w:type="spellStart"/>
+            <w:r>
+              <w:rPr>
+                <w:rFonts w:ascii="TH SarabunIT๙" w:eastAsia="Times New Roman" w:hAnsi="TH SarabunIT๙" w:cs="TH SarabunIT๙" w:hint="cs"/>
+                <w:sz w:val="32"/>
+                <w:szCs w:val="32"/>
+                <w:cs/>
+              </w:rPr>
+              <w:t>สเปค</w:t>
+            </w:r>
+            <w:proofErr w:type="spellEnd"/>
             <w:r>
               <w:rPr>
                 <w:rFonts w:ascii="TH SarabunIT๙" w:eastAsia="Times New Roman" w:hAnsi="TH SarabunIT๙" w:cs="TH SarabunIT๙"/>
@@ -1189,8 +1271,19 @@
                 <w:szCs w:val="32"/>
                 <w:cs/>
               </w:rPr>
-              <w:t>นามสกุลสเปค</w:t>
-            </w:r>
+              <w:t>นามสกุล</w:t>
+            </w:r>
+            <w:proofErr w:type="spellStart"/>
+            <w:r>
+              <w:rPr>
+                <w:rFonts w:ascii="TH SarabunIT๙" w:eastAsia="Times New Roman" w:hAnsi="TH SarabunIT๙" w:cs="TH SarabunIT๙" w:hint="cs"/>
+                <w:sz w:val="32"/>
+                <w:szCs w:val="32"/>
+                <w:cs/>
+              </w:rPr>
+              <w:t>สเปค</w:t>
+            </w:r>
+            <w:proofErr w:type="spellEnd"/>
             <w:r>
               <w:rPr>
                 <w:rFonts w:ascii="TH SarabunIT๙" w:eastAsia="Times New Roman" w:hAnsi="TH SarabunIT๙" w:cs="TH SarabunIT๙"/>
@@ -1211,7 +1304,7 @@
         </w:tc>
         <w:tc>
           <w:tcPr>
-            <w:tcW w:w="2410" w:type="dxa"/>
+            <w:tcW w:w="2976" w:type="dxa"/>
           </w:tcPr>
           <w:p>
             <w:pPr>
@@ -1238,8 +1331,19 @@
                 <w:szCs w:val="32"/>
                 <w:cs/>
               </w:rPr>
-              <w:t>ตำแหน่งสเปค</w:t>
-            </w:r>
+              <w:t>ตำแหน่ง</w:t>
+            </w:r>
+            <w:proofErr w:type="spellStart"/>
+            <w:r>
+              <w:rPr>
+                <w:rFonts w:ascii="TH SarabunIT๙" w:eastAsia="Times New Roman" w:hAnsi="TH SarabunIT๙" w:cs="TH SarabunIT๙" w:hint="cs"/>
+                <w:sz w:val="32"/>
+                <w:szCs w:val="32"/>
+                <w:cs/>
+              </w:rPr>
+              <w:t>สเปค</w:t>
+            </w:r>
+            <w:proofErr w:type="spellEnd"/>
             <w:r>
               <w:rPr>
                 <w:rFonts w:ascii="TH SarabunIT๙" w:eastAsia="Times New Roman" w:hAnsi="TH SarabunIT๙" w:cs="TH SarabunIT๙"/>
@@ -1252,7 +1356,7 @@
         </w:tc>
         <w:tc>
           <w:tcPr>
-            <w:tcW w:w="1701" w:type="dxa"/>
+            <w:tcW w:w="2093" w:type="dxa"/>
           </w:tcPr>
           <w:p>
             <w:pPr>
@@ -1299,7 +1403,7 @@
         </w:tc>
         <w:tc>
           <w:tcPr>
-            <w:tcW w:w="4907" w:type="dxa"/>
+            <w:tcW w:w="3949" w:type="dxa"/>
           </w:tcPr>
           <w:p>
             <w:pPr>
@@ -1327,8 +1431,20 @@
                 <w:szCs w:val="32"/>
                 <w:cs/>
               </w:rPr>
-              <w:t>คำนำหน้าสเปค</w:t>
-            </w:r>
+              <w:t>คำนำหน้า</w:t>
+            </w:r>
+            <w:proofErr w:type="spellStart"/>
+            <w:r>
+              <w:rPr>
+                <w:rFonts w:ascii="TH SarabunIT๙" w:eastAsia="Times New Roman" w:hAnsi="TH SarabunIT๙" w:cs="TH SarabunIT๙" w:hint="cs"/>
+                <w:sz w:val="32"/>
+                <w:szCs w:val="32"/>
+                <w:cs/>
+              </w:rPr>
+              <w:t>สเปค</w:t>
+            </w:r>
+            <w:proofErr w:type="spellEnd"/>
+            <w:proofErr w:type="gramStart"/>
             <w:r>
               <w:rPr>
                 <w:rFonts w:ascii="TH SarabunIT๙" w:eastAsia="Times New Roman" w:hAnsi="TH SarabunIT๙" w:cs="TH SarabunIT๙"/>
@@ -1337,6 +1453,7 @@
               </w:rPr>
               <w:t>C}{</w:t>
             </w:r>
+            <w:proofErr w:type="gramEnd"/>
             <w:r>
               <w:rPr>
                 <w:rFonts w:ascii="TH SarabunIT๙" w:eastAsia="Times New Roman" w:hAnsi="TH SarabunIT๙" w:cs="TH SarabunIT๙" w:hint="cs"/>
@@ -1344,8 +1461,19 @@
                 <w:szCs w:val="32"/>
                 <w:cs/>
               </w:rPr>
-              <w:t>ชื่อสเปค</w:t>
-            </w:r>
+              <w:t>ชื่อ</w:t>
+            </w:r>
+            <w:proofErr w:type="spellStart"/>
+            <w:r>
+              <w:rPr>
+                <w:rFonts w:ascii="TH SarabunIT๙" w:eastAsia="Times New Roman" w:hAnsi="TH SarabunIT๙" w:cs="TH SarabunIT๙" w:hint="cs"/>
+                <w:sz w:val="32"/>
+                <w:szCs w:val="32"/>
+                <w:cs/>
+              </w:rPr>
+              <w:t>สเปค</w:t>
+            </w:r>
+            <w:proofErr w:type="spellEnd"/>
             <w:r>
               <w:rPr>
                 <w:rFonts w:ascii="TH SarabunIT๙" w:eastAsia="Times New Roman" w:hAnsi="TH SarabunIT๙" w:cs="TH SarabunIT๙"/>
@@ -1378,8 +1506,19 @@
                 <w:szCs w:val="32"/>
                 <w:cs/>
               </w:rPr>
-              <w:t>นามสกุลสเปค</w:t>
-            </w:r>
+              <w:t>นามสกุล</w:t>
+            </w:r>
+            <w:proofErr w:type="spellStart"/>
+            <w:r>
+              <w:rPr>
+                <w:rFonts w:ascii="TH SarabunIT๙" w:eastAsia="Times New Roman" w:hAnsi="TH SarabunIT๙" w:cs="TH SarabunIT๙" w:hint="cs"/>
+                <w:sz w:val="32"/>
+                <w:szCs w:val="32"/>
+                <w:cs/>
+              </w:rPr>
+              <w:t>สเปค</w:t>
+            </w:r>
+            <w:proofErr w:type="spellEnd"/>
             <w:r>
               <w:rPr>
                 <w:rFonts w:ascii="TH SarabunIT๙" w:eastAsia="Times New Roman" w:hAnsi="TH SarabunIT๙" w:cs="TH SarabunIT๙"/>
@@ -1400,7 +1539,7 @@
         </w:tc>
         <w:tc>
           <w:tcPr>
-            <w:tcW w:w="2410" w:type="dxa"/>
+            <w:tcW w:w="2976" w:type="dxa"/>
           </w:tcPr>
           <w:p>
             <w:pPr>
@@ -1427,8 +1566,19 @@
                 <w:szCs w:val="32"/>
                 <w:cs/>
               </w:rPr>
-              <w:t>ตำแหน่งสเปค</w:t>
-            </w:r>
+              <w:t>ตำแหน่ง</w:t>
+            </w:r>
+            <w:proofErr w:type="spellStart"/>
+            <w:r>
+              <w:rPr>
+                <w:rFonts w:ascii="TH SarabunIT๙" w:eastAsia="Times New Roman" w:hAnsi="TH SarabunIT๙" w:cs="TH SarabunIT๙" w:hint="cs"/>
+                <w:sz w:val="32"/>
+                <w:szCs w:val="32"/>
+                <w:cs/>
+              </w:rPr>
+              <w:t>สเปค</w:t>
+            </w:r>
+            <w:proofErr w:type="spellEnd"/>
             <w:r>
               <w:rPr>
                 <w:rFonts w:ascii="TH SarabunIT๙" w:eastAsia="Times New Roman" w:hAnsi="TH SarabunIT๙" w:cs="TH SarabunIT๙"/>
@@ -1441,7 +1591,7 @@
         </w:tc>
         <w:tc>
           <w:tcPr>
-            <w:tcW w:w="1701" w:type="dxa"/>
+            <w:tcW w:w="2093" w:type="dxa"/>
           </w:tcPr>
           <w:p>
             <w:pPr>
@@ -1706,16 +1856,16 @@
         <mc:AlternateContent>
           <mc:Choice Requires="wps">
             <w:drawing>
-              <wp:anchor distT="45720" distB="45720" distL="114300" distR="114300" simplePos="0" relativeHeight="251657728" behindDoc="0" locked="0" layoutInCell="1" allowOverlap="1" wp14:anchorId="6C57761D" wp14:editId="770E7074">
+              <wp:anchor distT="45720" distB="45720" distL="114300" distR="114300" simplePos="0" relativeHeight="251657728" behindDoc="0" locked="0" layoutInCell="1" allowOverlap="1" wp14:anchorId="6C57761D" wp14:editId="216B5CEC">
                 <wp:simplePos x="0" y="0"/>
                 <wp:positionH relativeFrom="column">
-                  <wp:posOffset>1071245</wp:posOffset>
+                  <wp:posOffset>1072515</wp:posOffset>
                 </wp:positionH>
                 <wp:positionV relativeFrom="paragraph">
-                  <wp:posOffset>262890</wp:posOffset>
+                  <wp:posOffset>266065</wp:posOffset>
                 </wp:positionV>
-                <wp:extent cx="3618230" cy="596900"/>
-                <wp:effectExtent l="0" t="0" r="0" b="0"/>
+                <wp:extent cx="3618230" cy="914400"/>
+                <wp:effectExtent l="0" t="0" r="1270" b="0"/>
                 <wp:wrapSquare wrapText="bothSides"/>
                 <wp:docPr id="1352380483" name="Text Box 2"/>
                 <wp:cNvGraphicFramePr>
@@ -1730,7 +1880,7 @@
                       <wps:spPr bwMode="auto">
                         <a:xfrm>
                           <a:off x="0" y="0"/>
-                          <a:ext cx="3618230" cy="596900"/>
+                          <a:ext cx="3618230" cy="914400"/>
                         </a:xfrm>
                         <a:prstGeom prst="rect">
                           <a:avLst/>
@@ -1793,8 +1943,20 @@
                                 <w:szCs w:val="32"/>
                                 <w:cs/>
                               </w:rPr>
-                              <w:t>คำนำหน้าผอ</w:t>
+                              <w:t>คำนำหน้า</w:t>
                             </w:r>
+                            <w:proofErr w:type="spellStart"/>
+                            <w:r>
+                              <w:rPr>
+                                <w:rFonts w:ascii="TH SarabunIT๙" w:hAnsi="TH SarabunIT๙" w:cs="TH SarabunIT๙" w:hint="cs"/>
+                                <w:spacing w:val="-10"/>
+                                <w:sz w:val="32"/>
+                                <w:szCs w:val="32"/>
+                                <w:cs/>
+                              </w:rPr>
+                              <w:t>ผอ</w:t>
+                            </w:r>
+                            <w:proofErr w:type="spellEnd"/>
                             <w:r>
                               <w:rPr>
                                 <w:rFonts w:ascii="TH SarabunIT๙" w:hAnsi="TH SarabunIT๙" w:cs="TH SarabunIT๙"/>
@@ -1812,8 +1974,20 @@
                                 <w:szCs w:val="32"/>
                                 <w:cs/>
                               </w:rPr>
-                              <w:t>ชื่อผอ</w:t>
+                              <w:t>ชื่อ</w:t>
                             </w:r>
+                            <w:proofErr w:type="spellStart"/>
+                            <w:r>
+                              <w:rPr>
+                                <w:rFonts w:ascii="TH SarabunIT๙" w:hAnsi="TH SarabunIT๙" w:cs="TH SarabunIT๙" w:hint="cs"/>
+                                <w:spacing w:val="-10"/>
+                                <w:sz w:val="32"/>
+                                <w:szCs w:val="32"/>
+                                <w:cs/>
+                              </w:rPr>
+                              <w:t>ผอ</w:t>
+                            </w:r>
+                            <w:proofErr w:type="spellEnd"/>
                             <w:r>
                               <w:rPr>
                                 <w:rFonts w:ascii="TH SarabunIT๙" w:hAnsi="TH SarabunIT๙" w:cs="TH SarabunIT๙"/>
@@ -1850,8 +2024,20 @@
                                 <w:szCs w:val="32"/>
                                 <w:cs/>
                               </w:rPr>
-                              <w:t>นามสกุลผอ</w:t>
+                              <w:t>นามสกุล</w:t>
                             </w:r>
+                            <w:proofErr w:type="spellStart"/>
+                            <w:r>
+                              <w:rPr>
+                                <w:rFonts w:ascii="TH SarabunIT๙" w:hAnsi="TH SarabunIT๙" w:cs="TH SarabunIT๙" w:hint="cs"/>
+                                <w:spacing w:val="-10"/>
+                                <w:sz w:val="32"/>
+                                <w:szCs w:val="32"/>
+                                <w:cs/>
+                              </w:rPr>
+                              <w:t>ผอ</w:t>
+                            </w:r>
+                            <w:proofErr w:type="spellEnd"/>
                             <w:r>
                               <w:rPr>
                                 <w:rFonts w:ascii="TH SarabunIT๙" w:hAnsi="TH SarabunIT๙" w:cs="TH SarabunIT๙"/>
@@ -1946,7 +2132,7 @@
                 <v:stroke joinstyle="miter"/>
                 <v:path gradientshapeok="t" o:connecttype="rect"/>
               </v:shapetype>
-              <v:shape id="Text Box 2" o:spid="_x0000_s1026" type="#_x0000_t202" style="position:absolute;left:0;text-align:left;margin-left:84.35pt;margin-top:20.7pt;width:284.9pt;height:47pt;z-index:251657728;visibility:visible;mso-wrap-style:square;mso-width-percent:0;mso-height-percent:0;mso-wrap-distance-left:9pt;mso-wrap-distance-top:3.6pt;mso-wrap-distance-right:9pt;mso-wrap-distance-bottom:3.6pt;mso-position-horizontal:absolute;mso-position-horizontal-relative:text;mso-position-vertical:absolute;mso-position-vertical-relative:text;mso-width-percent:0;mso-height-percent:0;mso-width-relative:margin;mso-height-relative:margin;v-text-anchor:top" o:gfxdata="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" stroked="f">
+              <v:shape id="Text Box 2" o:spid="_x0000_s1026" type="#_x0000_t202" style="position:absolute;left:0;text-align:left;margin-left:84.45pt;margin-top:20.95pt;width:284.9pt;height:1in;z-index:251657728;visibility:visible;mso-wrap-style:square;mso-width-percent:0;mso-height-percent:0;mso-wrap-distance-left:9pt;mso-wrap-distance-top:3.6pt;mso-wrap-distance-right:9pt;mso-wrap-distance-bottom:3.6pt;mso-position-horizontal:absolute;mso-position-horizontal-relative:text;mso-position-vertical:absolute;mso-position-vertical-relative:text;mso-width-percent:0;mso-height-percent:0;mso-width-relative:margin;mso-height-relative:margin;v-text-anchor:top" o:gfxdata="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" stroked="f">
                 <v:textbox>
                   <w:txbxContent>
                     <w:p>
@@ -1986,8 +2172,20 @@
                           <w:szCs w:val="32"/>
                           <w:cs/>
                         </w:rPr>
-                        <w:t>คำนำหน้าผอ</w:t>
+                        <w:t>คำนำหน้า</w:t>
                       </w:r>
+                      <w:proofErr w:type="spellStart"/>
+                      <w:r>
+                        <w:rPr>
+                          <w:rFonts w:ascii="TH SarabunIT๙" w:hAnsi="TH SarabunIT๙" w:cs="TH SarabunIT๙" w:hint="cs"/>
+                          <w:spacing w:val="-10"/>
+                          <w:sz w:val="32"/>
+                          <w:szCs w:val="32"/>
+                          <w:cs/>
+                        </w:rPr>
+                        <w:t>ผอ</w:t>
+                      </w:r>
+                      <w:proofErr w:type="spellEnd"/>
                       <w:r>
                         <w:rPr>
                           <w:rFonts w:ascii="TH SarabunIT๙" w:hAnsi="TH SarabunIT๙" w:cs="TH SarabunIT๙"/>
@@ -2005,8 +2203,20 @@
                           <w:szCs w:val="32"/>
                           <w:cs/>
                         </w:rPr>
-                        <w:t>ชื่อผอ</w:t>
+                        <w:t>ชื่อ</w:t>
                       </w:r>
+                      <w:proofErr w:type="spellStart"/>
+                      <w:r>
+                        <w:rPr>
+                          <w:rFonts w:ascii="TH SarabunIT๙" w:hAnsi="TH SarabunIT๙" w:cs="TH SarabunIT๙" w:hint="cs"/>
+                          <w:spacing w:val="-10"/>
+                          <w:sz w:val="32"/>
+                          <w:szCs w:val="32"/>
+                          <w:cs/>
+                        </w:rPr>
+                        <w:t>ผอ</w:t>
+                      </w:r>
+                      <w:proofErr w:type="spellEnd"/>
                       <w:r>
                         <w:rPr>
                           <w:rFonts w:ascii="TH SarabunIT๙" w:hAnsi="TH SarabunIT๙" w:cs="TH SarabunIT๙"/>
@@ -2043,8 +2253,20 @@
                           <w:szCs w:val="32"/>
                           <w:cs/>
                         </w:rPr>
-                        <w:t>นามสกุลผอ</w:t>
+                        <w:t>นามสกุล</w:t>
                       </w:r>
+                      <w:proofErr w:type="spellStart"/>
+                      <w:r>
+                        <w:rPr>
+                          <w:rFonts w:ascii="TH SarabunIT๙" w:hAnsi="TH SarabunIT๙" w:cs="TH SarabunIT๙" w:hint="cs"/>
+                          <w:spacing w:val="-10"/>
+                          <w:sz w:val="32"/>
+                          <w:szCs w:val="32"/>
+                          <w:cs/>
+                        </w:rPr>
+                        <w:t>ผอ</w:t>
+                      </w:r>
+                      <w:proofErr w:type="spellEnd"/>
                       <w:r>
                         <w:rPr>
                           <w:rFonts w:ascii="TH SarabunIT๙" w:hAnsi="TH SarabunIT๙" w:cs="TH SarabunIT๙"/>

--- a/Template/Procurement/2.2 คำสั่งTOR.docx
+++ b/Template/Procurement/2.2 คำสั่งTOR.docx
@@ -238,22 +238,8 @@
                 <w:szCs w:val="32"/>
                 <w:cs/>
               </w:rPr>
-              <w:t>คำสั่ง</w:t>
-            </w:r>
-            <w:proofErr w:type="spellStart"/>
-            <w:r>
-              <w:rPr>
-                <w:rFonts w:ascii="TH SarabunIT๙" w:eastAsia="Times New Roman" w:hAnsi="TH SarabunIT๙" w:cs="TH SarabunIT๙" w:hint="cs"/>
-                <w:b/>
-                <w:bCs/>
-                <w:color w:val="000000"/>
-                <w:sz w:val="32"/>
-                <w:szCs w:val="32"/>
-                <w:cs/>
-              </w:rPr>
-              <w:t>สเปค</w:t>
-            </w:r>
-            <w:proofErr w:type="spellEnd"/>
+              <w:t>คำสั่งสเปค</w:t>
+            </w:r>
             <w:r>
               <w:rPr>
                 <w:rFonts w:ascii="TH SarabunIT๙" w:eastAsia="Times New Roman" w:hAnsi="TH SarabunIT๙" w:cs="TH SarabunIT๙"/>
@@ -963,9 +949,16 @@
                 <w:szCs w:val="32"/>
                 <w:cs/>
               </w:rPr>
-              <w:t>คำนำหน้า</w:t>
-            </w:r>
-            <w:proofErr w:type="spellStart"/>
+              <w:t>คำนำหน้าสเปค</w:t>
+            </w:r>
+            <w:r>
+              <w:rPr>
+                <w:rFonts w:ascii="TH SarabunIT๙" w:eastAsia="Times New Roman" w:hAnsi="TH SarabunIT๙" w:cs="TH SarabunIT๙"/>
+                <w:sz w:val="32"/>
+                <w:szCs w:val="32"/>
+              </w:rPr>
+              <w:t>A}{</w:t>
+            </w:r>
             <w:r>
               <w:rPr>
                 <w:rFonts w:ascii="TH SarabunIT๙" w:eastAsia="Times New Roman" w:hAnsi="TH SarabunIT๙" w:cs="TH SarabunIT๙" w:hint="cs"/>
@@ -973,16 +966,15 @@
                 <w:szCs w:val="32"/>
                 <w:cs/>
               </w:rPr>
-              <w:t>สเปค</w:t>
-            </w:r>
-            <w:proofErr w:type="spellEnd"/>
-            <w:r>
-              <w:rPr>
-                <w:rFonts w:ascii="TH SarabunIT๙" w:eastAsia="Times New Roman" w:hAnsi="TH SarabunIT๙" w:cs="TH SarabunIT๙"/>
-                <w:sz w:val="32"/>
-                <w:szCs w:val="32"/>
-              </w:rPr>
-              <w:t>A}{</w:t>
+              <w:t>ชื่อสเปค</w:t>
+            </w:r>
+            <w:r>
+              <w:rPr>
+                <w:rFonts w:ascii="TH SarabunIT๙" w:eastAsia="Times New Roman" w:hAnsi="TH SarabunIT๙" w:cs="TH SarabunIT๙"/>
+                <w:sz w:val="32"/>
+                <w:szCs w:val="32"/>
+              </w:rPr>
+              <w:t>A}</w:t>
             </w:r>
             <w:r>
               <w:rPr>
@@ -991,9 +983,16 @@
                 <w:szCs w:val="32"/>
                 <w:cs/>
               </w:rPr>
-              <w:t>ชื่อ</w:t>
-            </w:r>
-            <w:proofErr w:type="spellStart"/>
+              <w:t xml:space="preserve"> </w:t>
+            </w:r>
+            <w:r>
+              <w:rPr>
+                <w:rFonts w:ascii="TH SarabunIT๙" w:eastAsia="Times New Roman" w:hAnsi="TH SarabunIT๙" w:cs="TH SarabunIT๙"/>
+                <w:sz w:val="32"/>
+                <w:szCs w:val="32"/>
+              </w:rPr>
+              <w:t>{</w:t>
+            </w:r>
             <w:r>
               <w:rPr>
                 <w:rFonts w:ascii="TH SarabunIT๙" w:eastAsia="Times New Roman" w:hAnsi="TH SarabunIT๙" w:cs="TH SarabunIT๙" w:hint="cs"/>
@@ -1001,54 +1000,8 @@
                 <w:szCs w:val="32"/>
                 <w:cs/>
               </w:rPr>
-              <w:t>สเปค</w:t>
-            </w:r>
-            <w:proofErr w:type="spellEnd"/>
-            <w:r>
-              <w:rPr>
-                <w:rFonts w:ascii="TH SarabunIT๙" w:eastAsia="Times New Roman" w:hAnsi="TH SarabunIT๙" w:cs="TH SarabunIT๙"/>
-                <w:sz w:val="32"/>
-                <w:szCs w:val="32"/>
-              </w:rPr>
-              <w:t>A}</w:t>
-            </w:r>
-            <w:r>
-              <w:rPr>
-                <w:rFonts w:ascii="TH SarabunIT๙" w:eastAsia="Times New Roman" w:hAnsi="TH SarabunIT๙" w:cs="TH SarabunIT๙" w:hint="cs"/>
-                <w:sz w:val="32"/>
-                <w:szCs w:val="32"/>
-                <w:cs/>
-              </w:rPr>
-              <w:t xml:space="preserve"> </w:t>
-            </w:r>
-            <w:r>
-              <w:rPr>
-                <w:rFonts w:ascii="TH SarabunIT๙" w:eastAsia="Times New Roman" w:hAnsi="TH SarabunIT๙" w:cs="TH SarabunIT๙"/>
-                <w:sz w:val="32"/>
-                <w:szCs w:val="32"/>
-              </w:rPr>
-              <w:t>{</w:t>
-            </w:r>
-            <w:r>
-              <w:rPr>
-                <w:rFonts w:ascii="TH SarabunIT๙" w:eastAsia="Times New Roman" w:hAnsi="TH SarabunIT๙" w:cs="TH SarabunIT๙" w:hint="cs"/>
-                <w:sz w:val="32"/>
-                <w:szCs w:val="32"/>
-                <w:cs/>
-              </w:rPr>
-              <w:t>นามสกุล</w:t>
-            </w:r>
-            <w:proofErr w:type="spellStart"/>
-            <w:r>
-              <w:rPr>
-                <w:rFonts w:ascii="TH SarabunIT๙" w:eastAsia="Times New Roman" w:hAnsi="TH SarabunIT๙" w:cs="TH SarabunIT๙" w:hint="cs"/>
-                <w:sz w:val="32"/>
-                <w:szCs w:val="32"/>
-                <w:cs/>
-              </w:rPr>
-              <w:t>สเปค</w:t>
-            </w:r>
-            <w:proofErr w:type="spellEnd"/>
+              <w:t>นามสกุลสเปค</w:t>
+            </w:r>
             <w:r>
               <w:rPr>
                 <w:rFonts w:ascii="TH SarabunIT๙" w:eastAsia="Times New Roman" w:hAnsi="TH SarabunIT๙" w:cs="TH SarabunIT๙"/>
@@ -1096,19 +1049,8 @@
                 <w:szCs w:val="32"/>
                 <w:cs/>
               </w:rPr>
-              <w:t>ตำแหน่ง</w:t>
-            </w:r>
-            <w:proofErr w:type="spellStart"/>
-            <w:r>
-              <w:rPr>
-                <w:rFonts w:ascii="TH SarabunIT๙" w:eastAsia="Times New Roman" w:hAnsi="TH SarabunIT๙" w:cs="TH SarabunIT๙" w:hint="cs"/>
-                <w:sz w:val="32"/>
-                <w:szCs w:val="32"/>
-                <w:cs/>
-              </w:rPr>
-              <w:t>สเปค</w:t>
-            </w:r>
-            <w:proofErr w:type="spellEnd"/>
+              <w:t>ตำแหน่งสเปค</w:t>
+            </w:r>
             <w:r>
               <w:rPr>
                 <w:rFonts w:ascii="TH SarabunIT๙" w:eastAsia="Times New Roman" w:hAnsi="TH SarabunIT๙" w:cs="TH SarabunIT๙"/>
@@ -1196,9 +1138,16 @@
                 <w:szCs w:val="32"/>
                 <w:cs/>
               </w:rPr>
-              <w:t>คำนำหน้า</w:t>
-            </w:r>
-            <w:proofErr w:type="spellStart"/>
+              <w:t>คำนำหน้าสเปค</w:t>
+            </w:r>
+            <w:r>
+              <w:rPr>
+                <w:rFonts w:ascii="TH SarabunIT๙" w:eastAsia="Times New Roman" w:hAnsi="TH SarabunIT๙" w:cs="TH SarabunIT๙"/>
+                <w:sz w:val="32"/>
+                <w:szCs w:val="32"/>
+              </w:rPr>
+              <w:t>B}{</w:t>
+            </w:r>
             <w:r>
               <w:rPr>
                 <w:rFonts w:ascii="TH SarabunIT๙" w:eastAsia="Times New Roman" w:hAnsi="TH SarabunIT๙" w:cs="TH SarabunIT๙" w:hint="cs"/>
@@ -1206,19 +1155,16 @@
                 <w:szCs w:val="32"/>
                 <w:cs/>
               </w:rPr>
-              <w:t>สเปค</w:t>
-            </w:r>
-            <w:proofErr w:type="spellEnd"/>
-            <w:proofErr w:type="gramStart"/>
-            <w:r>
-              <w:rPr>
-                <w:rFonts w:ascii="TH SarabunIT๙" w:eastAsia="Times New Roman" w:hAnsi="TH SarabunIT๙" w:cs="TH SarabunIT๙"/>
-                <w:sz w:val="32"/>
-                <w:szCs w:val="32"/>
-              </w:rPr>
-              <w:t>B}{</w:t>
-            </w:r>
-            <w:proofErr w:type="gramEnd"/>
+              <w:t>ชื่อสเปค</w:t>
+            </w:r>
+            <w:r>
+              <w:rPr>
+                <w:rFonts w:ascii="TH SarabunIT๙" w:eastAsia="Times New Roman" w:hAnsi="TH SarabunIT๙" w:cs="TH SarabunIT๙"/>
+                <w:sz w:val="32"/>
+                <w:szCs w:val="32"/>
+              </w:rPr>
+              <w:t>B}</w:t>
+            </w:r>
             <w:r>
               <w:rPr>
                 <w:rFonts w:ascii="TH SarabunIT๙" w:eastAsia="Times New Roman" w:hAnsi="TH SarabunIT๙" w:cs="TH SarabunIT๙" w:hint="cs"/>
@@ -1226,9 +1172,16 @@
                 <w:szCs w:val="32"/>
                 <w:cs/>
               </w:rPr>
-              <w:t>ชื่อ</w:t>
-            </w:r>
-            <w:proofErr w:type="spellStart"/>
+              <w:t xml:space="preserve"> </w:t>
+            </w:r>
+            <w:r>
+              <w:rPr>
+                <w:rFonts w:ascii="TH SarabunIT๙" w:eastAsia="Times New Roman" w:hAnsi="TH SarabunIT๙" w:cs="TH SarabunIT๙"/>
+                <w:sz w:val="32"/>
+                <w:szCs w:val="32"/>
+              </w:rPr>
+              <w:t>{</w:t>
+            </w:r>
             <w:r>
               <w:rPr>
                 <w:rFonts w:ascii="TH SarabunIT๙" w:eastAsia="Times New Roman" w:hAnsi="TH SarabunIT๙" w:cs="TH SarabunIT๙" w:hint="cs"/>
@@ -1236,54 +1189,8 @@
                 <w:szCs w:val="32"/>
                 <w:cs/>
               </w:rPr>
-              <w:t>สเปค</w:t>
-            </w:r>
-            <w:proofErr w:type="spellEnd"/>
-            <w:r>
-              <w:rPr>
-                <w:rFonts w:ascii="TH SarabunIT๙" w:eastAsia="Times New Roman" w:hAnsi="TH SarabunIT๙" w:cs="TH SarabunIT๙"/>
-                <w:sz w:val="32"/>
-                <w:szCs w:val="32"/>
-              </w:rPr>
-              <w:t>B}</w:t>
-            </w:r>
-            <w:r>
-              <w:rPr>
-                <w:rFonts w:ascii="TH SarabunIT๙" w:eastAsia="Times New Roman" w:hAnsi="TH SarabunIT๙" w:cs="TH SarabunIT๙" w:hint="cs"/>
-                <w:sz w:val="32"/>
-                <w:szCs w:val="32"/>
-                <w:cs/>
-              </w:rPr>
-              <w:t xml:space="preserve"> </w:t>
-            </w:r>
-            <w:r>
-              <w:rPr>
-                <w:rFonts w:ascii="TH SarabunIT๙" w:eastAsia="Times New Roman" w:hAnsi="TH SarabunIT๙" w:cs="TH SarabunIT๙"/>
-                <w:sz w:val="32"/>
-                <w:szCs w:val="32"/>
-              </w:rPr>
-              <w:t>{</w:t>
-            </w:r>
-            <w:r>
-              <w:rPr>
-                <w:rFonts w:ascii="TH SarabunIT๙" w:eastAsia="Times New Roman" w:hAnsi="TH SarabunIT๙" w:cs="TH SarabunIT๙" w:hint="cs"/>
-                <w:sz w:val="32"/>
-                <w:szCs w:val="32"/>
-                <w:cs/>
-              </w:rPr>
-              <w:t>นามสกุล</w:t>
-            </w:r>
-            <w:proofErr w:type="spellStart"/>
-            <w:r>
-              <w:rPr>
-                <w:rFonts w:ascii="TH SarabunIT๙" w:eastAsia="Times New Roman" w:hAnsi="TH SarabunIT๙" w:cs="TH SarabunIT๙" w:hint="cs"/>
-                <w:sz w:val="32"/>
-                <w:szCs w:val="32"/>
-                <w:cs/>
-              </w:rPr>
-              <w:t>สเปค</w:t>
-            </w:r>
-            <w:proofErr w:type="spellEnd"/>
+              <w:t>นามสกุลสเปค</w:t>
+            </w:r>
             <w:r>
               <w:rPr>
                 <w:rFonts w:ascii="TH SarabunIT๙" w:eastAsia="Times New Roman" w:hAnsi="TH SarabunIT๙" w:cs="TH SarabunIT๙"/>
@@ -1331,19 +1238,8 @@
                 <w:szCs w:val="32"/>
                 <w:cs/>
               </w:rPr>
-              <w:t>ตำแหน่ง</w:t>
-            </w:r>
-            <w:proofErr w:type="spellStart"/>
-            <w:r>
-              <w:rPr>
-                <w:rFonts w:ascii="TH SarabunIT๙" w:eastAsia="Times New Roman" w:hAnsi="TH SarabunIT๙" w:cs="TH SarabunIT๙" w:hint="cs"/>
-                <w:sz w:val="32"/>
-                <w:szCs w:val="32"/>
-                <w:cs/>
-              </w:rPr>
-              <w:t>สเปค</w:t>
-            </w:r>
-            <w:proofErr w:type="spellEnd"/>
+              <w:t>ตำแหน่งสเปค</w:t>
+            </w:r>
             <w:r>
               <w:rPr>
                 <w:rFonts w:ascii="TH SarabunIT๙" w:eastAsia="Times New Roman" w:hAnsi="TH SarabunIT๙" w:cs="TH SarabunIT๙"/>
@@ -1431,9 +1327,16 @@
                 <w:szCs w:val="32"/>
                 <w:cs/>
               </w:rPr>
-              <w:t>คำนำหน้า</w:t>
-            </w:r>
-            <w:proofErr w:type="spellStart"/>
+              <w:t>คำนำหน้าสเปค</w:t>
+            </w:r>
+            <w:r>
+              <w:rPr>
+                <w:rFonts w:ascii="TH SarabunIT๙" w:eastAsia="Times New Roman" w:hAnsi="TH SarabunIT๙" w:cs="TH SarabunIT๙"/>
+                <w:sz w:val="32"/>
+                <w:szCs w:val="32"/>
+              </w:rPr>
+              <w:t>C}{</w:t>
+            </w:r>
             <w:r>
               <w:rPr>
                 <w:rFonts w:ascii="TH SarabunIT๙" w:eastAsia="Times New Roman" w:hAnsi="TH SarabunIT๙" w:cs="TH SarabunIT๙" w:hint="cs"/>
@@ -1441,19 +1344,16 @@
                 <w:szCs w:val="32"/>
                 <w:cs/>
               </w:rPr>
-              <w:t>สเปค</w:t>
-            </w:r>
-            <w:proofErr w:type="spellEnd"/>
-            <w:proofErr w:type="gramStart"/>
-            <w:r>
-              <w:rPr>
-                <w:rFonts w:ascii="TH SarabunIT๙" w:eastAsia="Times New Roman" w:hAnsi="TH SarabunIT๙" w:cs="TH SarabunIT๙"/>
-                <w:sz w:val="32"/>
-                <w:szCs w:val="32"/>
-              </w:rPr>
-              <w:t>C}{</w:t>
-            </w:r>
-            <w:proofErr w:type="gramEnd"/>
+              <w:t>ชื่อสเปค</w:t>
+            </w:r>
+            <w:r>
+              <w:rPr>
+                <w:rFonts w:ascii="TH SarabunIT๙" w:eastAsia="Times New Roman" w:hAnsi="TH SarabunIT๙" w:cs="TH SarabunIT๙"/>
+                <w:sz w:val="32"/>
+                <w:szCs w:val="32"/>
+              </w:rPr>
+              <w:t>C}</w:t>
+            </w:r>
             <w:r>
               <w:rPr>
                 <w:rFonts w:ascii="TH SarabunIT๙" w:eastAsia="Times New Roman" w:hAnsi="TH SarabunIT๙" w:cs="TH SarabunIT๙" w:hint="cs"/>
@@ -1461,9 +1361,16 @@
                 <w:szCs w:val="32"/>
                 <w:cs/>
               </w:rPr>
-              <w:t>ชื่อ</w:t>
-            </w:r>
-            <w:proofErr w:type="spellStart"/>
+              <w:t xml:space="preserve"> </w:t>
+            </w:r>
+            <w:r>
+              <w:rPr>
+                <w:rFonts w:ascii="TH SarabunIT๙" w:eastAsia="Times New Roman" w:hAnsi="TH SarabunIT๙" w:cs="TH SarabunIT๙"/>
+                <w:sz w:val="32"/>
+                <w:szCs w:val="32"/>
+              </w:rPr>
+              <w:t>{</w:t>
+            </w:r>
             <w:r>
               <w:rPr>
                 <w:rFonts w:ascii="TH SarabunIT๙" w:eastAsia="Times New Roman" w:hAnsi="TH SarabunIT๙" w:cs="TH SarabunIT๙" w:hint="cs"/>
@@ -1471,54 +1378,8 @@
                 <w:szCs w:val="32"/>
                 <w:cs/>
               </w:rPr>
-              <w:t>สเปค</w:t>
-            </w:r>
-            <w:proofErr w:type="spellEnd"/>
-            <w:r>
-              <w:rPr>
-                <w:rFonts w:ascii="TH SarabunIT๙" w:eastAsia="Times New Roman" w:hAnsi="TH SarabunIT๙" w:cs="TH SarabunIT๙"/>
-                <w:sz w:val="32"/>
-                <w:szCs w:val="32"/>
-              </w:rPr>
-              <w:t>C}</w:t>
-            </w:r>
-            <w:r>
-              <w:rPr>
-                <w:rFonts w:ascii="TH SarabunIT๙" w:eastAsia="Times New Roman" w:hAnsi="TH SarabunIT๙" w:cs="TH SarabunIT๙" w:hint="cs"/>
-                <w:sz w:val="32"/>
-                <w:szCs w:val="32"/>
-                <w:cs/>
-              </w:rPr>
-              <w:t xml:space="preserve"> </w:t>
-            </w:r>
-            <w:r>
-              <w:rPr>
-                <w:rFonts w:ascii="TH SarabunIT๙" w:eastAsia="Times New Roman" w:hAnsi="TH SarabunIT๙" w:cs="TH SarabunIT๙"/>
-                <w:sz w:val="32"/>
-                <w:szCs w:val="32"/>
-              </w:rPr>
-              <w:t>{</w:t>
-            </w:r>
-            <w:r>
-              <w:rPr>
-                <w:rFonts w:ascii="TH SarabunIT๙" w:eastAsia="Times New Roman" w:hAnsi="TH SarabunIT๙" w:cs="TH SarabunIT๙" w:hint="cs"/>
-                <w:sz w:val="32"/>
-                <w:szCs w:val="32"/>
-                <w:cs/>
-              </w:rPr>
-              <w:t>นามสกุล</w:t>
-            </w:r>
-            <w:proofErr w:type="spellStart"/>
-            <w:r>
-              <w:rPr>
-                <w:rFonts w:ascii="TH SarabunIT๙" w:eastAsia="Times New Roman" w:hAnsi="TH SarabunIT๙" w:cs="TH SarabunIT๙" w:hint="cs"/>
-                <w:sz w:val="32"/>
-                <w:szCs w:val="32"/>
-                <w:cs/>
-              </w:rPr>
-              <w:t>สเปค</w:t>
-            </w:r>
-            <w:proofErr w:type="spellEnd"/>
+              <w:t>นามสกุลสเปค</w:t>
+            </w:r>
             <w:r>
               <w:rPr>
                 <w:rFonts w:ascii="TH SarabunIT๙" w:eastAsia="Times New Roman" w:hAnsi="TH SarabunIT๙" w:cs="TH SarabunIT๙"/>
@@ -1566,19 +1427,8 @@
                 <w:szCs w:val="32"/>
                 <w:cs/>
               </w:rPr>
-              <w:t>ตำแหน่ง</w:t>
-            </w:r>
-            <w:proofErr w:type="spellStart"/>
-            <w:r>
-              <w:rPr>
-                <w:rFonts w:ascii="TH SarabunIT๙" w:eastAsia="Times New Roman" w:hAnsi="TH SarabunIT๙" w:cs="TH SarabunIT๙" w:hint="cs"/>
-                <w:sz w:val="32"/>
-                <w:szCs w:val="32"/>
-                <w:cs/>
-              </w:rPr>
-              <w:t>สเปค</w:t>
-            </w:r>
-            <w:proofErr w:type="spellEnd"/>
+              <w:t>ตำแหน่งสเปค</w:t>
+            </w:r>
             <w:r>
               <w:rPr>
                 <w:rFonts w:ascii="TH SarabunIT๙" w:eastAsia="Times New Roman" w:hAnsi="TH SarabunIT๙" w:cs="TH SarabunIT๙"/>
@@ -1943,20 +1793,8 @@
                                 <w:szCs w:val="32"/>
                                 <w:cs/>
                               </w:rPr>
-                              <w:t>คำนำหน้า</w:t>
+                              <w:t>คำนำหน้าผอ</w:t>
                             </w:r>
-                            <w:proofErr w:type="spellStart"/>
-                            <w:r>
-                              <w:rPr>
-                                <w:rFonts w:ascii="TH SarabunIT๙" w:hAnsi="TH SarabunIT๙" w:cs="TH SarabunIT๙" w:hint="cs"/>
-                                <w:spacing w:val="-10"/>
-                                <w:sz w:val="32"/>
-                                <w:szCs w:val="32"/>
-                                <w:cs/>
-                              </w:rPr>
-                              <w:t>ผอ</w:t>
-                            </w:r>
-                            <w:proofErr w:type="spellEnd"/>
                             <w:r>
                               <w:rPr>
                                 <w:rFonts w:ascii="TH SarabunIT๙" w:hAnsi="TH SarabunIT๙" w:cs="TH SarabunIT๙"/>
@@ -1974,20 +1812,8 @@
                                 <w:szCs w:val="32"/>
                                 <w:cs/>
                               </w:rPr>
-                              <w:t>ชื่อ</w:t>
+                              <w:t>ชื่อผอ</w:t>
                             </w:r>
-                            <w:proofErr w:type="spellStart"/>
-                            <w:r>
-                              <w:rPr>
-                                <w:rFonts w:ascii="TH SarabunIT๙" w:hAnsi="TH SarabunIT๙" w:cs="TH SarabunIT๙" w:hint="cs"/>
-                                <w:spacing w:val="-10"/>
-                                <w:sz w:val="32"/>
-                                <w:szCs w:val="32"/>
-                                <w:cs/>
-                              </w:rPr>
-                              <w:t>ผอ</w:t>
-                            </w:r>
-                            <w:proofErr w:type="spellEnd"/>
                             <w:r>
                               <w:rPr>
                                 <w:rFonts w:ascii="TH SarabunIT๙" w:hAnsi="TH SarabunIT๙" w:cs="TH SarabunIT๙"/>
@@ -2024,20 +1850,8 @@
                                 <w:szCs w:val="32"/>
                                 <w:cs/>
                               </w:rPr>
-                              <w:t>นามสกุล</w:t>
+                              <w:t>นามสกุลผอ</w:t>
                             </w:r>
-                            <w:proofErr w:type="spellStart"/>
-                            <w:r>
-                              <w:rPr>
-                                <w:rFonts w:ascii="TH SarabunIT๙" w:hAnsi="TH SarabunIT๙" w:cs="TH SarabunIT๙" w:hint="cs"/>
-                                <w:spacing w:val="-10"/>
-                                <w:sz w:val="32"/>
-                                <w:szCs w:val="32"/>
-                                <w:cs/>
-                              </w:rPr>
-                              <w:t>ผอ</w:t>
-                            </w:r>
-                            <w:proofErr w:type="spellEnd"/>
                             <w:r>
                               <w:rPr>
                                 <w:rFonts w:ascii="TH SarabunIT๙" w:hAnsi="TH SarabunIT๙" w:cs="TH SarabunIT๙"/>
@@ -2172,20 +1986,8 @@
                           <w:szCs w:val="32"/>
                           <w:cs/>
                         </w:rPr>
-                        <w:t>คำนำหน้า</w:t>
+                        <w:t>คำนำหน้าผอ</w:t>
                       </w:r>
-                      <w:proofErr w:type="spellStart"/>
-                      <w:r>
-                        <w:rPr>
-                          <w:rFonts w:ascii="TH SarabunIT๙" w:hAnsi="TH SarabunIT๙" w:cs="TH SarabunIT๙" w:hint="cs"/>
-                          <w:spacing w:val="-10"/>
-                          <w:sz w:val="32"/>
-                          <w:szCs w:val="32"/>
-                          <w:cs/>
-                        </w:rPr>
-                        <w:t>ผอ</w:t>
-                      </w:r>
-                      <w:proofErr w:type="spellEnd"/>
                       <w:r>
                         <w:rPr>
                           <w:rFonts w:ascii="TH SarabunIT๙" w:hAnsi="TH SarabunIT๙" w:cs="TH SarabunIT๙"/>
@@ -2203,20 +2005,8 @@
                           <w:szCs w:val="32"/>
                           <w:cs/>
                         </w:rPr>
-                        <w:t>ชื่อ</w:t>
+                        <w:t>ชื่อผอ</w:t>
                       </w:r>
-                      <w:proofErr w:type="spellStart"/>
-                      <w:r>
-                        <w:rPr>
-                          <w:rFonts w:ascii="TH SarabunIT๙" w:hAnsi="TH SarabunIT๙" w:cs="TH SarabunIT๙" w:hint="cs"/>
-                          <w:spacing w:val="-10"/>
-                          <w:sz w:val="32"/>
-                          <w:szCs w:val="32"/>
-                          <w:cs/>
-                        </w:rPr>
-                        <w:t>ผอ</w:t>
-                      </w:r>
-                      <w:proofErr w:type="spellEnd"/>
                       <w:r>
                         <w:rPr>
                           <w:rFonts w:ascii="TH SarabunIT๙" w:hAnsi="TH SarabunIT๙" w:cs="TH SarabunIT๙"/>
@@ -2253,20 +2043,8 @@
                           <w:szCs w:val="32"/>
                           <w:cs/>
                         </w:rPr>
-                        <w:t>นามสกุล</w:t>
+                        <w:t>นามสกุลผอ</w:t>
                       </w:r>
-                      <w:proofErr w:type="spellStart"/>
-                      <w:r>
-                        <w:rPr>
-                          <w:rFonts w:ascii="TH SarabunIT๙" w:hAnsi="TH SarabunIT๙" w:cs="TH SarabunIT๙" w:hint="cs"/>
-                          <w:spacing w:val="-10"/>
-                          <w:sz w:val="32"/>
-                          <w:szCs w:val="32"/>
-                          <w:cs/>
-                        </w:rPr>
-                        <w:t>ผอ</w:t>
-                      </w:r>
-                      <w:proofErr w:type="spellEnd"/>
                       <w:r>
                         <w:rPr>
                           <w:rFonts w:ascii="TH SarabunIT๙" w:hAnsi="TH SarabunIT๙" w:cs="TH SarabunIT๙"/>
